--- a/Readme.docx
+++ b/Readme.docx
@@ -136,7 +136,21 @@
         <w:rPr>
           <w:lang w:val="en-IN"/>
         </w:rPr>
-        <w:t>Intel(R) Core(TM) Ultra 7 268V (2.20 GHz)</w:t>
+        <w:t xml:space="preserve">Intel(R) </w:t>
+      </w:r>
+      <w:proofErr w:type="gramStart"/>
+      <w:r>
+        <w:rPr>
+          <w:lang w:val="en-IN"/>
+        </w:rPr>
+        <w:t>Core(</w:t>
+      </w:r>
+      <w:proofErr w:type="gramEnd"/>
+      <w:r>
+        <w:rPr>
+          <w:lang w:val="en-IN"/>
+        </w:rPr>
+        <w:t>TM) Ultra 7 268V (2.20 GHz)</w:t>
       </w:r>
     </w:p>
     <w:p>
@@ -218,7 +232,23 @@
     </w:p>
     <w:p>
       <w:r>
-        <w:t xml:space="preserve">This document lists the Stata .do files used to create the tables and figures in the paper, along with all of the Stata .dta files required to run the programs. </w:t>
+        <w:t xml:space="preserve">This document lists the Stata .do files used to create the tables and figures in the paper, along with </w:t>
+      </w:r>
+      <w:proofErr w:type="gramStart"/>
+      <w:r>
+        <w:t>all of</w:t>
+      </w:r>
+      <w:proofErr w:type="gramEnd"/>
+      <w:r>
+        <w:t xml:space="preserve"> the Stata .</w:t>
+      </w:r>
+      <w:proofErr w:type="spellStart"/>
+      <w:r>
+        <w:t>dta</w:t>
+      </w:r>
+      <w:proofErr w:type="spellEnd"/>
+      <w:r>
+        <w:t xml:space="preserve"> files required to run the programs. </w:t>
       </w:r>
     </w:p>
     <w:p>
@@ -226,21 +256,31 @@
         <w:t xml:space="preserve">All the datasets used in the paper are publicly available, </w:t>
       </w:r>
       <w:r>
-        <w:t>please see the References below for details. However, modified versions are provided with the replication package.</w:t>
-      </w:r>
-      <w:r>
-        <w:t xml:space="preserve"> </w:t>
-      </w:r>
-    </w:p>
-    <w:p>
-      <w:r>
-        <w:t xml:space="preserve">The master do file calls several do files to first create the final “repeated cross-section” dataset that is used for </w:t>
+        <w:t xml:space="preserve">please see the References below for details. </w:t>
+      </w:r>
+    </w:p>
+    <w:p>
+      <w:r>
+        <w:t xml:space="preserve">The master </w:t>
+      </w:r>
+      <w:proofErr w:type="gramStart"/>
+      <w:r>
+        <w:t>do</w:t>
+      </w:r>
+      <w:proofErr w:type="gramEnd"/>
+      <w:r>
+        <w:t xml:space="preserve"> file calls several do files to first create the final “repeated cross-section” dataset that is used for </w:t>
       </w:r>
       <w:r>
         <w:t xml:space="preserve">most of the </w:t>
       </w:r>
-      <w:r>
-        <w:t xml:space="preserve">analysis, and then calls do files that uses this dataset to generate the figures and tables. </w:t>
+      <w:proofErr w:type="gramStart"/>
+      <w:r>
+        <w:t>analysis, and</w:t>
+      </w:r>
+      <w:proofErr w:type="gramEnd"/>
+      <w:r>
+        <w:t xml:space="preserve"> then calls do files that uses this dataset to generate the figures and tables. </w:t>
       </w:r>
     </w:p>
     <w:p>
@@ -277,7 +317,17 @@
         <w:t>5</w:t>
       </w:r>
       <w:r>
-        <w:t xml:space="preserve"> which can take upto 7 hours</w:t>
+        <w:t xml:space="preserve"> which can take </w:t>
+      </w:r>
+      <w:proofErr w:type="spellStart"/>
+      <w:proofErr w:type="gramStart"/>
+      <w:r>
+        <w:t>upto</w:t>
+      </w:r>
+      <w:proofErr w:type="spellEnd"/>
+      <w:proofErr w:type="gramEnd"/>
+      <w:r>
+        <w:t xml:space="preserve"> 7 hours</w:t>
       </w:r>
       <w:r>
         <w:t xml:space="preserve">. </w:t>
@@ -321,7 +371,15 @@
         </w:numPr>
       </w:pPr>
       <w:r>
-        <w:t>Installing packages: The master do file installs the non-standard package</w:t>
+        <w:t xml:space="preserve">Installing packages: The master </w:t>
+      </w:r>
+      <w:proofErr w:type="gramStart"/>
+      <w:r>
+        <w:t>do</w:t>
+      </w:r>
+      <w:proofErr w:type="gramEnd"/>
+      <w:r>
+        <w:t xml:space="preserve"> file installs the non-standard package</w:t>
       </w:r>
       <w:r>
         <w:t>s if required</w:t>
@@ -742,7 +800,15 @@
         <w:t>,</w:t>
       </w:r>
       <w:r>
-        <w:t xml:space="preserve"> Drinking water, sanitation, hygiene and housing condition : July 2012- Dec 2012</w:t>
+        <w:t xml:space="preserve"> Drinking water, sanitation, hygiene and housing </w:t>
+      </w:r>
+      <w:proofErr w:type="gramStart"/>
+      <w:r>
+        <w:t>condition :</w:t>
+      </w:r>
+      <w:proofErr w:type="gramEnd"/>
+      <w:r>
+        <w:t xml:space="preserve"> July 2012- Dec 2012</w:t>
       </w:r>
       <w:r>
         <w:t xml:space="preserve">: </w:t>
